--- a/impfen/download/studien-aktuell.docx
+++ b/impfen/download/studien-aktuell.docx
@@ -52,7 +52,7 @@
         <w:pStyle w:val="Title"/>
       </w:pPr>
       <w:r>
-        <w:t>Neueste Studien - Impfen und Impfpraevention</w:t>
+        <w:t>Neueste Studien - Impfen und Praevention</w:t>
       </w:r>
     </w:p>
     <w:p>
@@ -62,7 +62,7 @@
           <w:color w:val="666666"/>
           <w:sz w:val="18"/>
         </w:rPr>
-        <w:t>Stand: 05.10.2026  |  6 Studien  |  impfen.m-vf.de</w:t>
+        <w:t>Stand: 23.10.2026  |  6 Studien  |  impfen.m-vf.de</w:t>
       </w:r>
     </w:p>
     <w:p>
@@ -70,7 +70,7 @@
         <w:pStyle w:val="Heading1"/>
       </w:pPr>
       <w:r>
-        <w:t>Aufgenommen am 05.10.2026</w:t>
+        <w:t>Aufgenommen am 23.10.2026</w:t>
       </w:r>
     </w:p>
     <w:p>
@@ -78,7 +78,7 @@
         <w:pStyle w:val="Heading2"/>
       </w:pPr>
       <w:r>
-        <w:t>Torque-Teno-Virus-Viruslast verbessert Vorhersage der SARS-CoV-2-Serokonversion bei Nierentransplantation</w:t>
+        <w:t>Ärztliche Impf-Verordnung hebt Impfquoten bei älteren Erwachsenen deutlich</w:t>
       </w:r>
     </w:p>
     <w:p>
@@ -88,12 +88,12 @@
           <w:color w:val="666666"/>
           <w:sz w:val="18"/>
         </w:rPr>
-        <w:t>Hermida E et al.  ·  Clin Transplant  ·  Okt. 2026  ·  PMID 42829947</w:t>
+        <w:t>Yan XT et al.  ·  Zhonghua Liu Xing Bing Xue Za Zhi  ·  10.10.2026  ·  PMID 42907186</w:t>
       </w:r>
     </w:p>
     <w:p>
       <w:r>
-        <w:t>Prospektive Kohortenstudie in argentinischen Nierentransplantierten (KTPs) zur Vorhersage der Serokonversion nach COVID-19-Impfung mittels TTV-Viruslast und klinischer Variablen.</w:t>
+        <w:t>Vorher-nachher-Querschnittsstudie an 10.500 Patienten in Zhejiang, China (März–April 2024 und September–Oktober 2025), mit multistufiger Stichprobenziehung über 175 Standorte, zur Evaluation eines Impf-Verordnungs-Programms für Influenza, Pneumokokken und Zoster.</w:t>
       </w:r>
     </w:p>
     <w:p>
@@ -104,7 +104,7 @@
         <w:t xml:space="preserve">Ergebnis: </w:t>
       </w:r>
       <w:r>
-        <w:t>Serokonversionsraten: 16,9% nach vollständiger Impfung, 21,9% nach einer Auffrischung, 55,5% nach zwei Auffrischungen. TTV-Viruslast allein zeigte bescheidene Vorhersagekraft (AUC 0,634). Ein erweitertes Modell mit TTV + klinischen/Impfvariablen verbesserte die Vorhersage erheblich (AUC 0,814) mit NPV 90,0%. Multifaktorielle Ansätze können Impfstrategien bei immungeschwächten Patienten optimieren.</w:t>
+        <w:t>Impfquoten stiegen für Influenza von 45,16 % auf 65,72 %, Pneumokokken von 16,42 % auf 22,74 %, Zoster von 1,93 % auf 5,74 % (alle p &lt; 0,001). Bei Patienten mit Impf-Verordnung: Influenza 79,69 %, Pneumokokken 33,31 %, Zoster 11,13 % – alle signifikant höher als ohne Verordnung. Multivariate Analyse (adjustiert für Demografie und Standortcluster): Influenza aOR = 3,16 (95 %-KI 2,68–3,72), Pneumokokken aOR = 1,56 (1,30–1,87), Zoster aOR = 3,05 (2,18–4,26). Ärztliche Empfehlung als Hauptförderfaktor.</w:t>
       </w:r>
     </w:p>
     <w:p>
@@ -119,7 +119,7 @@
         <w:rPr>
           <w:sz w:val="19"/>
         </w:rPr>
-        <w:t>Argentinien, Transplantationsmedizin, Modellansatz auf deutsche Zentren übertragbar</w:t>
+        <w:t>China, strukturell vergleichbar mit aufsuchenden Programmen; Versorgungspraxis</w:t>
       </w:r>
     </w:p>
     <w:p>
@@ -128,7 +128,7 @@
           <w:color w:val="5A7D3A"/>
           <w:sz w:val="18"/>
         </w:rPr>
-        <w:t>https://pubmed.ncbi.nlm.nih.gov/42829947/</w:t>
+        <w:t>https://pubmed.ncbi.nlm.nih.gov/42907186/</w:t>
       </w:r>
     </w:p>
     <w:p>
@@ -136,7 +136,7 @@
         <w:pStyle w:val="Heading2"/>
       </w:pPr>
       <w:r>
-        <w:t>WHO-Fragebogen zu Verhaltensfaktoren bei Grippeimpfung validiert in Australien</w:t>
+        <w:t>Verhaltensinterventionen mit Community-Beteiligung erhöhen Impfakzeptanz in fragilen Kontexten</w:t>
       </w:r>
     </w:p>
     <w:p>
@@ -146,12 +146,12 @@
           <w:color w:val="666666"/>
           <w:sz w:val="18"/>
         </w:rPr>
-        <w:t>Sabahelzain MM et al.  ·  Hum Vaccin Immunother  ·  04.10.2026  ·  PMID 42829802</w:t>
+        <w:t>Malik FA et al.  ·  Behav Med  ·  21.10.2026  ·  PMID 42904418</w:t>
       </w:r>
     </w:p>
     <w:p>
       <w:r>
-        <w:t>Validierungsstudie des WHO-BeSD-Fragebogens zu sozialen und verhaltensbezogenen Treibern der Grippeimpfung in Australien mit kognitiven Interviews und psychometrischer Analyse.</w:t>
+        <w:t>Qualitative Prozessevaluationen an vier Gesundheitszentren im Tschad (2022–2023) mit 48 Interviews und Feldbeobachtungen zu Integration einer Paket-Intervention (Impfbotschaften, Champions, Erinnerungsaktivitäten) ins Routine-Impfsystem, geleitet von WHO-BeSD-Rahmen und IA2030.</w:t>
       </w:r>
     </w:p>
     <w:p>
@@ -162,7 +162,7 @@
         <w:t xml:space="preserve">Ergebnis: </w:t>
       </w:r>
       <w:r>
-        <w:t>Nach kognitiven Interviews mit 16 Erwachsenen wurden 9 von 31 Items überarbeitet. Psychometrische Auswertung von 2055 Respondenten identifizierte 5 Faktoren (Denken/Fühlen, soziale Prozesse, Motivation, praktische Fragen). Jedes Item korrelierte mit Impfintention, besonders Items zu wahrgenommener Impfwichtigkeit und sozialer Verantwortung. Fragebogen validiert, weitere Tests in verschiedenen Kontexten empfohlen.</w:t>
+        <w:t>Kernfindungen: Partizipative Co-Kreation und aktive Impf-Champions waren zentral für Akzeptanz und Teilnahme. Intervention wurde trotz früher Unterbrechung in Routinepraxen integriert. Akteure beschrieben gestiegenes Community-Vertrauen und erhöhtes Engagement für Impfung, insbesondere in Zero-Dose- und Unter-Immunisierten-Gruppen. Mechanismen für lokale Eigenverantwortung und kontextresponsive Lieferung identifiziert.</w:t>
       </w:r>
     </w:p>
     <w:p>
@@ -177,7 +177,7 @@
         <w:rPr>
           <w:sz w:val="19"/>
         </w:rPr>
-        <w:t>Australien, ähnlicher Versorgungskontext, Fragebogen-Tool transferierbar</w:t>
+        <w:t>Tschad (fragiler Kontext), übertragbar auf Engagement-Strategien in heterogenen Populationen</w:t>
       </w:r>
     </w:p>
     <w:p>
@@ -186,7 +186,7 @@
           <w:color w:val="5A7D3A"/>
           <w:sz w:val="18"/>
         </w:rPr>
-        <w:t>https://pubmed.ncbi.nlm.nih.gov/42829802/</w:t>
+        <w:t>https://pubmed.ncbi.nlm.nih.gov/42904418/</w:t>
       </w:r>
     </w:p>
     <w:p>
@@ -194,7 +194,7 @@
         <w:pStyle w:val="Heading2"/>
       </w:pPr>
       <w:r>
-        <w:t>Türkische Eltern in den USA berichten Barrieren in der Impfaufklärung und Vertrauenslücken</w:t>
+        <w:t>Verhaltensprogramm für Zahnpraxen könnte HPV-Impfquoten erhöhen</w:t>
       </w:r>
     </w:p>
     <w:p>
@@ -204,12 +204,12 @@
           <w:color w:val="666666"/>
           <w:sz w:val="18"/>
         </w:rPr>
-        <w:t>Çelik E et al.  ·  Front Public Health  ·  18.09.2026  ·  PMID 42827996</w:t>
+        <w:t>Mabry PL et al.  ·  Behav Med  ·  21.10.2026  ·  PMID 42904413</w:t>
       </w:r>
     </w:p>
     <w:p>
       <w:r>
-        <w:t>Qualitative Interviewstudie mit 13 türkischen Migranteneltern in den USA zur Aufklärung und informed consent für Kinderimpfungen bei verpflichtender Schuleinschulung.</w:t>
+        <w:t>Entwicklungsstudie einer theoriegestützten Verhaltensintervention für Zahnärzte zur Promotion der HPV-Impfung, geleitet durch Behavior Change Wheel und COM-B-Modell, mit Rapid-Review, Interviews mit Zahnpraktikern und Umfragen bei Eltern und geeigneten Patienten (2024–2026).</w:t>
       </w:r>
     </w:p>
     <w:p>
@@ -220,7 +220,7 @@
         <w:t xml:space="preserve">Ergebnis: </w:t>
       </w:r>
       <w:r>
-        <w:t>Vier Hauptthemen: (1) technische Sprache und Verständnisschwierigkeiten; (2) fehlende ethische Kompetenz in der klinischen Kommunikation; (3) Impfmandate verschieben Aufklärung zu bloßer Compliance; (4) Eltern suchen eigenständig religiöse und Zutat-Informationen, da klinische Beratung diese nicht abdeckt. Formale religiöse Leitlinien in USA wenig bekannt, anders als in muslimischen Ländern mit koordinierter Anleitung.</w:t>
+        <w:t>Zentrale Barrieren identifiziert: mangelndes Wissen zu HPV/HPV-Impfstoff, niedrige Selbstwirksamkeit, Befürchtungen vor negativen Konsequenzen. Finale Intervention: Didaktische Schulung, Skripte, tailorierte Botschaften in klinischem Entscheidungshilfe-Tool und Leistungs-Feedback. Pilottests: Zeiteffizient, akzeptabel für Praktiker und Patienten/Eltern. Keine Förderung für Effektivitätsstudie – Autoren suchten Unterstützung.</w:t>
       </w:r>
     </w:p>
     <w:p>
@@ -235,7 +235,7 @@
         <w:rPr>
           <w:sz w:val="19"/>
         </w:rPr>
-        <w:t>USA-Kontext, aber Befunde zu Informationsgap und Sprachbarrieren für Deutschland relevant</w:t>
+        <w:t>USA; Studiendesign übertragbar auf Setting-basierte Impfpromotion</w:t>
       </w:r>
     </w:p>
     <w:p>
@@ -244,7 +244,7 @@
           <w:color w:val="5A7D3A"/>
           <w:sz w:val="18"/>
         </w:rPr>
-        <w:t>https://pubmed.ncbi.nlm.nih.gov/42827996/</w:t>
+        <w:t>https://pubmed.ncbi.nlm.nih.gov/42904413/</w:t>
       </w:r>
     </w:p>
     <w:p>
@@ -252,7 +252,7 @@
         <w:pStyle w:val="Heading2"/>
       </w:pPr>
       <w:r>
-        <w:t>Impfquoten und Impfeinstellungen unterscheiden sich stark zwischen Stadt und Land in Polen</w:t>
+        <w:t>COVID-19- und Influenza-Impfbereitschaft folgen teilweise unterschiedlichen Mustern</w:t>
       </w:r>
     </w:p>
     <w:p>
@@ -262,12 +262,12 @@
           <w:color w:val="666666"/>
           <w:sz w:val="18"/>
         </w:rPr>
-        <w:t>Stefanicka-Wojtas D et al.  ·  Front Public Health  ·  18.09.2026  ·  PMID 42827868</w:t>
+        <w:t>Duplaga M et al.  ·  Front Public Health  ·  06.10.2026  ·  PMID 42903207</w:t>
       </w:r>
     </w:p>
     <w:p>
       <w:r>
-        <w:t>Querschnittsstudie in drei polnischen Hausarztpraxen (Großstadt, Kleinstadt, ländlich) zur Impfbereitschaft, selbstberichteten Nebenwirkungen und Determinanten der Grippeimpfung.</w:t>
+        <w:t>Querschnittsbefragung von 3.000 polnischen Erwachsenen (Mai 2026) mit COM-B-Modell zu Impfabsichten für COVID-19 und Influenza sowie Vaccine-Hesitancy-Skala, Gesundheitskompetenz und Verschwörungsmentalität.</w:t>
       </w:r>
     </w:p>
     <w:p>
@@ -278,7 +278,7 @@
         <w:t xml:space="preserve">Ergebnis: </w:t>
       </w:r>
       <w:r>
-        <w:t>Impfquoten unterschieden sich deutlich nach Wohnort (p&lt;0,001): 100% im ländlichen Zentrum vs. 73–76% in städtischen Zentren. Selbstberichtete Nebenwirkungen waren selten auf dem Land (7,1%), am häufigsten in der Großstadt (20,0%, p&lt;0,001). In adjustierten Modellen: frühere Infektionserfahrung und respiratorische Komorbiditäten hingen mit höheren Odds für Grippe- (OR 11,0; 3,9) und COVID-19-Impfung (OR 3,6; 2,8) zusammen. Dies zeigt, dass Vertrauen in Gesundheitssystem und Informationsverfügbarkeit stark variieren und lokale Kommunikationsstrategien nötig sind.</w:t>
+        <w:t>Impfabsicht: 18,2 % für COVID-19, 31,5 % für Influenza. Fähigkeit (Capability) assoziiert mit beiden Absichten (COVID-19 OR = 1,31; Influenza OR = 1,74). Motivation erhöhte beide (COVID-19 OR = 2,64; Influenza OR = 1,56). Impfskepsis trug zusätzlich erklärende Kraft bei. Politische Präferenz zeigte Impfstoff-spezifisches Muster: Anhänger der Rechtspartei hatten niedrigere COVID-19-Absicht (OR = 0,50), aber keine Assoziation für Influenza. Modellgüte (Nagelkerke R² 0,387–0,392).</w:t>
       </w:r>
     </w:p>
     <w:p>
@@ -293,7 +293,7 @@
         <w:rPr>
           <w:sz w:val="19"/>
         </w:rPr>
-        <w:t>Polen, europäisches Primärversorgungssystem, direkt vergleichbar mit Deutschland</w:t>
+        <w:t>Polen, vergleichbare Sozialversicherung; COVID-19-Ergebnis überlastet Portfolio aber</w:t>
       </w:r>
     </w:p>
     <w:p>
@@ -302,7 +302,7 @@
           <w:color w:val="5A7D3A"/>
           <w:sz w:val="18"/>
         </w:rPr>
-        <w:t>https://pubmed.ncbi.nlm.nih.gov/42827868/</w:t>
+        <w:t>https://pubmed.ncbi.nlm.nih.gov/42903207/</w:t>
       </w:r>
     </w:p>
     <w:p>
@@ -310,7 +310,7 @@
         <w:pStyle w:val="Heading2"/>
       </w:pPr>
       <w:r>
-        <w:t>Mütterliche RSV-Impfung schützt Säuglinge vor schweren Atemwegsinfektionen – Metaanalyse</w:t>
+        <w:t>Influenza-Impfantwort unterschied sich zwischen ethnischen Gruppen in England</w:t>
       </w:r>
     </w:p>
     <w:p>
@@ -320,12 +320,12 @@
           <w:color w:val="666666"/>
           <w:sz w:val="18"/>
         </w:rPr>
-        <w:t>Kucukbas Ozonder GN et al.  ·  Front Public Health  ·  18.09.2026  ·  PMID 42827513</w:t>
+        <w:t>Nazareth J et al.  ·  J Infect  ·  29.09.2026  ·  PMID 42810690</w:t>
       </w:r>
     </w:p>
     <w:p>
       <w:r>
-        <w:t>Systematische Übersicht und Metaanalyse von 24 Studien (9 RCTs, 15 Beobachtungsstudien) zur Wirksamkeit maternaler RSV-Impfung gegen Säuglings-Bronchiolitis.</w:t>
+        <w:t>Prospektive Kohorte von 815 Gesundheitsfachpersonen in Großbritannien (2020–2022) mit Bestimmung von Hämagglutinin-Hemmtiteln nach Influenza-Impfung.</w:t>
       </w:r>
     </w:p>
     <w:p>
@@ -336,7 +336,7 @@
         <w:t xml:space="preserve">Ergebnis: </w:t>
       </w:r>
       <w:r>
-        <w:t>Gepoolte Impfeffektivität gegen RSV-assoziierte Krankenhauseinweisung 79,7% (95% KI 73,9–84,2) in den ersten 3 Monaten, 68,1% (57,1–76,3) bis 6 Monate. Randomisierte Effizienz gegen schwere RSV-LRTI 70%, gegen ärztlich behandelte RSV-LRTI 51,5% (36,3–63,1). Preterm-Geburten modest erhöht in RCTs (RR 1,17), aber Signal nicht robust. Evidenzsicherheit moderat.</w:t>
+        <w:t>Im ersten Jahr zeigten sich keine signifikanten ethnischen Unterschiede. Im zweiten Jahr hatten südasiatische Teilnehmer einen stärkeren Anstieg der A/H1N1-Antikörper während der Booster-Phase (geometrisches Mittel-Ratio 1,77; 95 %-KI 1,26–2,48; p = 0,001). Eine vorherige Influenza-Impfung erklärte die beobachteten Unterschiede teilweise. Die Befunde deuten auf unterschiedliche Immunantworten hin, möglicherweise bedingt durch unterschiedliche Vorimmunsierung.</w:t>
       </w:r>
     </w:p>
     <w:p>
@@ -351,7 +351,7 @@
         <w:rPr>
           <w:sz w:val="19"/>
         </w:rPr>
-        <w:t>Randomisierte und reale Daten zeigen Übereinstimmung, international übertragbar</w:t>
+        <w:t>UK-Klinikdaten, vergleichbare Dokumentationspflichten und Impfkalendar</w:t>
       </w:r>
     </w:p>
     <w:p>
@@ -360,7 +360,7 @@
           <w:color w:val="5A7D3A"/>
           <w:sz w:val="18"/>
         </w:rPr>
-        <w:t>https://pubmed.ncbi.nlm.nih.gov/42827513/</w:t>
+        <w:t>https://pubmed.ncbi.nlm.nih.gov/42810690/</w:t>
       </w:r>
     </w:p>
     <w:p>
@@ -368,7 +368,7 @@
         <w:pStyle w:val="Heading2"/>
       </w:pPr>
       <w:r>
-        <w:t>Psychologische Faktoren bei Impfskepsis: Neuer Fragebogen zur Messung (PF-HBQ)</w:t>
+        <w:t>Mütterliche Keuchhusten-Impfung schützt Neugeborene auch nach COVID-19</w:t>
       </w:r>
     </w:p>
     <w:p>
@@ -378,12 +378,12 @@
           <w:color w:val="666666"/>
           <w:sz w:val="18"/>
         </w:rPr>
-        <w:t>De Biase R et al.  ·  Front Public Health  ·  18.09.2026  ·  PMID 42827459</w:t>
+        <w:t>Walker JL et al.  ·  J Infect  ·  31.08.2026  ·  PMID 42674297</w:t>
       </w:r>
     </w:p>
     <w:p>
       <w:r>
-        <w:t>Psychometrische Entwicklung und Validierung des Psychological Factors in Healthcare Behavior Questionnaire (PF-HBQ) zur Erfassung psychologischer Einflussfaktoren auf Impfentscheidungen.</w:t>
+        <w:t>Fallkontrollstudie mit 188 laborbestätigten Pertussis-Fällen bei unter 3 Monate alten Säuglingen (Januar 2020–März 2024) und Deckungsdaten von 453.740 Schwangerschaften in Großbritannien.</w:t>
       </w:r>
     </w:p>
     <w:p>
@@ -394,7 +394,7 @@
         <w:t xml:space="preserve">Ergebnis: </w:t>
       </w:r>
       <w:r>
-        <w:t>Zwei Studien: Study 1 (N=472) bestätigte 9 psychologische Faktoren (Misstrauen, Distress, Extraversion, Offenheit, Prokrastination, depressive Symptome, posttraumatische Symptome, zwanghafte Züge, emotionale Stabilität) mit guter Reliabilität. Study 2 (N=192) zeigte signifikante Unterschiede zwischen Impfskeptikern und Nicht-Skeptikern. PF-HBQ ist zuverlässiges Werkzeug zur Charakterisierung psychologischer Profile bei Impfentscheidungen.</w:t>
+        <w:t>Impfeffektivität gegen laborbestätigte Pertussis 84,6 % (95 %-KI 76,9–89,7 %), gegen Hospitalisierung 88,2 % (95 %-KI 81–92,7 %), gegen Tod 91,5 % (95 %-KI 75,4–97,1 %). Hohe Wirksamkeit über alle Gestationsalter-Kategorien hinweg; kein statistisch signifikanter Unterschied. Das Programm hat seine hohe Schutzwirkung beibehalten und war nicht Ursache des post-pandemischen Pertussis-Anstiegs.</w:t>
       </w:r>
     </w:p>
     <w:p>
@@ -409,7 +409,7 @@
         <w:rPr>
           <w:sz w:val="19"/>
         </w:rPr>
-        <w:t>Italien, psychometrisches Instrument, kulturübergreifend adaptierbar</w:t>
+        <w:t>England-Daten, vergleichbare Mutterschaftshilfe und Impfregister</w:t>
       </w:r>
     </w:p>
     <w:p>
@@ -418,7 +418,7 @@
           <w:color w:val="5A7D3A"/>
           <w:sz w:val="18"/>
         </w:rPr>
-        <w:t>https://pubmed.ncbi.nlm.nih.gov/42827459/</w:t>
+        <w:t>https://pubmed.ncbi.nlm.nih.gov/42674297/</w:t>
       </w:r>
     </w:p>
     <w:sectPr>

--- a/impfen/download/studien-aktuell.docx
+++ b/impfen/download/studien-aktuell.docx
@@ -62,7 +62,7 @@
           <w:color w:val="666666"/>
           <w:sz w:val="18"/>
         </w:rPr>
-        <w:t>Stand: 23.10.2026  |  6 Studien  |  impfen.m-vf.de</w:t>
+        <w:t>Stand: 24.10.2026  |  7 Studien  |  impfen.m-vf.de</w:t>
       </w:r>
     </w:p>
     <w:p>
@@ -70,7 +70,7 @@
         <w:pStyle w:val="Heading1"/>
       </w:pPr>
       <w:r>
-        <w:t>Aufgenommen am 23.10.2026</w:t>
+        <w:t>Aufgenommen am 24.10.2026</w:t>
       </w:r>
     </w:p>
     <w:p>
@@ -78,7 +78,7 @@
         <w:pStyle w:val="Heading2"/>
       </w:pPr>
       <w:r>
-        <w:t>Ärztliche Impf-Verordnung hebt Impfquoten bei älteren Erwachsenen deutlich</w:t>
+        <w:t>Dengue-Impfung in Lateinamerika: Wissenshieroglyphen und Umsetzungslücken</w:t>
       </w:r>
     </w:p>
     <w:p>
@@ -88,12 +88,12 @@
           <w:color w:val="666666"/>
           <w:sz w:val="18"/>
         </w:rPr>
-        <w:t>Yan XT et al.  ·  Zhonghua Liu Xing Bing Xue Za Zhi  ·  10.10.2026  ·  PMID 42907186</w:t>
+        <w:t>Arredondo-Nontol MR et al.  ·  Cad Saude Publica  ·  12.10.2026  ·  PMID 42912039</w:t>
       </w:r>
     </w:p>
     <w:p>
       <w:r>
-        <w:t>Vorher-nachher-Querschnittsstudie an 10.500 Patienten in Zhejiang, China (März–April 2024 und September–Oktober 2025), mit multistufiger Stichprobenziehung über 175 Standorte, zur Evaluation eines Impf-Verordnungs-Programms für Influenza, Pneumokokken und Zoster.</w:t>
+        <w:t>Scoping Review über Wissen, Einstellungen und Praktiken zur Dengue-Impfung in Lateinamerika und der Karibik mit Fokus auf den Unterschied zwischen Einstellungen und tatsächlicher Inanspruchnahme.</w:t>
       </w:r>
     </w:p>
     <w:p>
@@ -104,7 +104,7 @@
         <w:t xml:space="preserve">Ergebnis: </w:t>
       </w:r>
       <w:r>
-        <w:t>Impfquoten stiegen für Influenza von 45,16 % auf 65,72 %, Pneumokokken von 16,42 % auf 22,74 %, Zoster von 1,93 % auf 5,74 % (alle p &lt; 0,001). Bei Patienten mit Impf-Verordnung: Influenza 79,69 %, Pneumokokken 33,31 %, Zoster 11,13 % – alle signifikant höher als ohne Verordnung. Multivariate Analyse (adjustiert für Demografie und Standortcluster): Influenza aOR = 3,16 (95 %-KI 2,68–3,72), Pneumokokken aOR = 1,56 (1,30–1,87), Zoster aOR = 3,05 (2,18–4,26). Ärztliche Empfehlung als Hauptförderfaktor.</w:t>
+        <w:t>16 Studien zeigten begrenzte Kenntnisse über Impfverfügbarkeit und Sicherheit, aber grundsätzlich positive Einstellungen (hohe Akzeptanz, Zahlungsbereitschaft ca. 23 USD für dreiteilige Serie). Jedoch persistierte eine große Lücke zwischen Einstellung und Umsetzung mit niedriger Impfquotenerfüllung. Besondere Herausforderungen: Sicherheits- und Vertrauensbedenken bei Studienteilnahmen, Wissenslücken zu Wirkungsmechanismen.</w:t>
       </w:r>
     </w:p>
     <w:p>
@@ -119,7 +119,7 @@
         <w:rPr>
           <w:sz w:val="19"/>
         </w:rPr>
-        <w:t>China, strukturell vergleichbar mit aufsuchenden Programmen; Versorgungspraxis</w:t>
+        <w:t>Lateinamerika, aber Erkenntnisse zur Diskrepanz Einstellung/Verhalten übertragbar auf deutsche Vakzin-Skepsis-Strategien</w:t>
       </w:r>
     </w:p>
     <w:p>
@@ -128,7 +128,7 @@
           <w:color w:val="5A7D3A"/>
           <w:sz w:val="18"/>
         </w:rPr>
-        <w:t>https://pubmed.ncbi.nlm.nih.gov/42907186/</w:t>
+        <w:t>https://pubmed.ncbi.nlm.nih.gov/42912039/</w:t>
       </w:r>
     </w:p>
     <w:p>
@@ -136,7 +136,7 @@
         <w:pStyle w:val="Heading2"/>
       </w:pPr>
       <w:r>
-        <w:t>Verhaltensinterventionen mit Community-Beteiligung erhöhen Impfakzeptanz in fragilen Kontexten</w:t>
+        <w:t>Auffrischungsimpfung in der Pandemie: Was Müdigkeit und Misstrauen bewirken</w:t>
       </w:r>
     </w:p>
     <w:p>
@@ -146,12 +146,12 @@
           <w:color w:val="666666"/>
           <w:sz w:val="18"/>
         </w:rPr>
-        <w:t>Malik FA et al.  ·  Behav Med  ·  21.10.2026  ·  PMID 42904418</w:t>
+        <w:t>Jin J et al.  ·  Glob Health Action  ·  22.10.2026  ·  PMID 42910459</w:t>
       </w:r>
     </w:p>
     <w:p>
       <w:r>
-        <w:t>Qualitative Prozessevaluationen an vier Gesundheitszentren im Tschad (2022–2023) mit 48 Interviews und Feldbeobachtungen zu Integration einer Paket-Intervention (Impfbotschaften, Champions, Erinnerungsaktivitäten) ins Routine-Impfsystem, geleitet von WHO-BeSD-Rahmen und IA2030.</w:t>
+        <w:t>Längsschnittstudie (689 Erwachsene, Hongkong) zu psychosozialen Faktoren der Bereitschaft für zusätzliche COVID-19-Impfdosen während Pandemiedauer.</w:t>
       </w:r>
     </w:p>
     <w:p>
@@ -162,7 +162,7 @@
         <w:t xml:space="preserve">Ergebnis: </w:t>
       </w:r>
       <w:r>
-        <w:t>Kernfindungen: Partizipative Co-Kreation und aktive Impf-Champions waren zentral für Akzeptanz und Teilnahme. Intervention wurde trotz früher Unterbrechung in Routinepraxen integriert. Akteure beschrieben gestiegenes Community-Vertrauen und erhöhtes Engagement für Impfung, insbesondere in Zero-Dose- und Unter-Immunisierten-Gruppen. Mechanismen für lokale Eigenverantwortung und kontextresponsive Lieferung identifiziert.</w:t>
+        <w:t>58,2 % zu zusätzlicher Dosis bereit, 18,9 % ablehnend, 22,9 % unentschieden. Erhöhte Pandemie-Müdigkeit assoziiert mit Ablehnung (OR 1,63), niedriges Vertrauen in Behörden mit Ablehnung (OR 0,60), höhere wahrgenommene Bequemlichkeit mit Akzeptanz (OR 1,29). Alltägliche Belastungen bidirektional: erhöhte Chancen sowohl für Ablehnung als auch Akzeptanz je nach subjektiver Maßnahmenbequemlichkeit.</w:t>
       </w:r>
     </w:p>
     <w:p>
@@ -177,7 +177,7 @@
         <w:rPr>
           <w:sz w:val="19"/>
         </w:rPr>
-        <w:t>Tschad (fragiler Kontext), übertragbar auf Engagement-Strategien in heterogenen Populationen</w:t>
+        <w:t>Hong Kong-Kontext, aber Befunde zu Pandemie-Ermüdung und Vertrauensverlust auf Deutschland übertragbar</w:t>
       </w:r>
     </w:p>
     <w:p>
@@ -186,7 +186,7 @@
           <w:color w:val="5A7D3A"/>
           <w:sz w:val="18"/>
         </w:rPr>
-        <w:t>https://pubmed.ncbi.nlm.nih.gov/42904418/</w:t>
+        <w:t>https://pubmed.ncbi.nlm.nih.gov/42910459/</w:t>
       </w:r>
     </w:p>
     <w:p>
@@ -194,7 +194,7 @@
         <w:pStyle w:val="Heading2"/>
       </w:pPr>
       <w:r>
-        <w:t>Verhaltensprogramm für Zahnpraxen könnte HPV-Impfquoten erhöhen</w:t>
+        <w:t>Impfeffektivität gegen COVID-19: Schnelltests verzerren die Ergebnisse je nach Impfstatus</w:t>
       </w:r>
     </w:p>
     <w:p>
@@ -204,12 +204,12 @@
           <w:color w:val="666666"/>
           <w:sz w:val="18"/>
         </w:rPr>
-        <w:t>Mabry PL et al.  ·  Behav Med  ·  21.10.2026  ·  PMID 42904413</w:t>
+        <w:t>Wiegand RE et al.  ·  Int J Epidemiol  ·  14.10.2026  ·  PMID 42909463</w:t>
       </w:r>
     </w:p>
     <w:p>
       <w:r>
-        <w:t>Entwicklungsstudie einer theoriegestützten Verhaltensintervention für Zahnärzte zur Promotion der HPV-Impfung, geleitet durch Behavior Change Wheel und COM-B-Modell, mit Rapid-Review, Interviews mit Zahnpraktikern und Umfragen bei Eltern und geeigneten Patienten (2024–2026).</w:t>
+        <w:t>Individuell-level Simulationen mit US-Surveillance-Daten zu Verzerrungsrisiken in Test-Negativ-Studien (TND) zur Impfeffektivität durch unterschiedliche RDT-Nutzung zwischen Geimpften und Ungeimpften.</w:t>
       </w:r>
     </w:p>
     <w:p>
@@ -220,7 +220,7 @@
         <w:t xml:space="preserve">Ergebnis: </w:t>
       </w:r>
       <w:r>
-        <w:t>Zentrale Barrieren identifiziert: mangelndes Wissen zu HPV/HPV-Impfstoff, niedrige Selbstwirksamkeit, Befürchtungen vor negativen Konsequenzen. Finale Intervention: Didaktische Schulung, Skripte, tailorierte Botschaften in klinischem Entscheidungshilfe-Tool und Leistungs-Feedback. Pilottests: Zeiteffizient, akzeptabel für Praktiker und Patienten/Eltern. Keine Förderung für Effektivitätsstudie – Autoren suchten Unterstützung.</w:t>
+        <w:t>Impfeffektivität unterschätzt (−5,8 bis −6,1 Prozentpunkte), wenn Geimpfte häufiger nach positivem RDT oder Ungeimpfte häufiger nach negativem RDT Gesundheitseinrichtungen aufsuchen; überschätzt (+5,2 bis +8,4 Prozentpunkte) bei umgekehrtem Muster. Verzerrung abhängig von Wahrscheinlichkeiten: Geimpfte Klinik-Besuch nach positiv RDT 0,5 vs. Ungeimpfte 0,3 → Bias −5,8 pp (95 % UI −9,1 bis −2,4).</w:t>
       </w:r>
     </w:p>
     <w:p>
@@ -235,7 +235,7 @@
         <w:rPr>
           <w:sz w:val="19"/>
         </w:rPr>
-        <w:t>USA; Studiendesign übertragbar auf Setting-basierte Impfpromotion</w:t>
+        <w:t>USA-Datenbasis, aber methodische Verzerrungsanalyse zu TND-Studien auf deutsche COVID-Impfeffektivitätsbewertung übertragbar</w:t>
       </w:r>
     </w:p>
     <w:p>
@@ -244,7 +244,7 @@
           <w:color w:val="5A7D3A"/>
           <w:sz w:val="18"/>
         </w:rPr>
-        <w:t>https://pubmed.ncbi.nlm.nih.gov/42904413/</w:t>
+        <w:t>https://pubmed.ncbi.nlm.nih.gov/42909463/</w:t>
       </w:r>
     </w:p>
     <w:p>
@@ -252,7 +252,7 @@
         <w:pStyle w:val="Heading2"/>
       </w:pPr>
       <w:r>
-        <w:t>COVID-19- und Influenza-Impfbereitschaft folgen teilweise unterschiedlichen Mustern</w:t>
+        <w:t>HPV-Impfung an chinesischen Unis: Wissen schlecht, Bereitschaft mittel, Uptake schwach</w:t>
       </w:r>
     </w:p>
     <w:p>
@@ -262,12 +262,12 @@
           <w:color w:val="666666"/>
           <w:sz w:val="18"/>
         </w:rPr>
-        <w:t>Duplaga M et al.  ·  Front Public Health  ·  06.10.2026  ·  PMID 42903207</w:t>
+        <w:t>Zhu M et al.  ·  Front Public Health  ·  07.10.2026  ·  PMID 42909026</w:t>
       </w:r>
     </w:p>
     <w:p>
       <w:r>
-        <w:t>Querschnittsbefragung von 3.000 polnischen Erwachsenen (Mai 2026) mit COM-B-Modell zu Impfabsichten für COVID-19 und Influenza sowie Vaccine-Hesitancy-Skala, Gesundheitskompetenz und Verschwörungsmentalität.</w:t>
+        <w:t>Querschnittstudie (959 Studierende, Shandong) zur HPV-Impfakzeptanz mittels Knowledge-Attitude-Practice-Framework mit Strukturgleichungsmodellierung.</w:t>
       </w:r>
     </w:p>
     <w:p>
@@ -278,7 +278,7 @@
         <w:t xml:space="preserve">Ergebnis: </w:t>
       </w:r>
       <w:r>
-        <w:t>Impfabsicht: 18,2 % für COVID-19, 31,5 % für Influenza. Fähigkeit (Capability) assoziiert mit beiden Absichten (COVID-19 OR = 1,31; Influenza OR = 1,74). Motivation erhöhte beide (COVID-19 OR = 2,64; Influenza OR = 1,56). Impfskepsis trug zusätzlich erklärende Kraft bei. Politische Präferenz zeigte Impfstoff-spezifisches Muster: Anhänger der Rechtspartei hatten niedrigere COVID-19-Absicht (OR = 0,50), aber keine Assoziation für Influenza. Modellgüte (Nagelkerke R² 0,387–0,392).</w:t>
+        <w:t>Durchschnittliches Wissensscore 54,8 % (schwach), Einstellung 74,8 % (moderat), Praxis 67,1 % (moderat). Wissen direkt mit Einstellung (β=0,119, p=0,012) und Praxis assoziiert (β=0,461, p=0,014); Einstellung auch indirekt relevant (β=0,014 indirekt, p=0,003). Männeranteil 58 %, HPV-bezogene Wissenslücken erheblich, Zugang zu Untersuchung und Impfung beschränkt.</w:t>
       </w:r>
     </w:p>
     <w:p>
@@ -293,7 +293,7 @@
         <w:rPr>
           <w:sz w:val="19"/>
         </w:rPr>
-        <w:t>Polen, vergleichbare Sozialversicherung; COVID-19-Ergebnis überlastet Portfolio aber</w:t>
+        <w:t>China, aber KAP-Struktur und Geschlechtseffekte auf deutsche Männer-Impfquoten anwendbar</w:t>
       </w:r>
     </w:p>
     <w:p>
@@ -302,7 +302,7 @@
           <w:color w:val="5A7D3A"/>
           <w:sz w:val="18"/>
         </w:rPr>
-        <w:t>https://pubmed.ncbi.nlm.nih.gov/42903207/</w:t>
+        <w:t>https://pubmed.ncbi.nlm.nih.gov/42909026/</w:t>
       </w:r>
     </w:p>
     <w:p>
@@ -310,7 +310,7 @@
         <w:pStyle w:val="Heading2"/>
       </w:pPr>
       <w:r>
-        <w:t>Influenza-Impfantwort unterschied sich zwischen ethnischen Gruppen in England</w:t>
+        <w:t>24-valente Pneumokokken-Konjugatimpfung: sichere Immunantwort in Phase-1/2-Studien</w:t>
       </w:r>
     </w:p>
     <w:p>
@@ -320,12 +320,12 @@
           <w:color w:val="666666"/>
           <w:sz w:val="18"/>
         </w:rPr>
-        <w:t>Nazareth J et al.  ·  J Infect  ·  29.09.2026  ·  PMID 42810690</w:t>
+        <w:t>Wang K et al.  ·  Expert Rev Vaccines  ·  22.10.2026  ·  PMID 42908339</w:t>
       </w:r>
     </w:p>
     <w:p>
       <w:r>
-        <w:t>Prospektive Kohorte von 815 Gesundheitsfachpersonen in Großbritannien (2020–2022) mit Bestimmung von Hämagglutinin-Hemmtiteln nach Influenza-Impfung.</w:t>
+        <w:t>Zwei RCTs (Phase 1: n=240, Phase 2: n=992, chinesische Erwachsene) zur Sicherheit und Immunogenität von PCV24 vs. PPSV23 und Placebo.</w:t>
       </w:r>
     </w:p>
     <w:p>
@@ -336,7 +336,7 @@
         <w:t xml:space="preserve">Ergebnis: </w:t>
       </w:r>
       <w:r>
-        <w:t>Im ersten Jahr zeigten sich keine signifikanten ethnischen Unterschiede. Im zweiten Jahr hatten südasiatische Teilnehmer einen stärkeren Anstieg der A/H1N1-Antikörper während der Booster-Phase (geometrisches Mittel-Ratio 1,77; 95 %-KI 1,26–2,48; p = 0,001). Eine vorherige Influenza-Impfung erklärte die beobachteten Unterschiede teilweise. Die Befunde deuten auf unterschiedliche Immunantworten hin, möglicherweise bedingt durch unterschiedliche Vorimmunsierung.</w:t>
+        <w:t>Post-Impf-Nebenwirkungen überwiegend Grad 1–2, seltene Grad-3-Ereignisse nur Tag 0–7; keine impfbedingten schwerwiegenden Nebenwirkungen über 6 Monate. PCV24-Hochdosis erreichte Nicht-Unterlegenheit für IgG-Serokonversion aller 24 Serotpyen vs. PPSV23. Verträglichkeitsprofil günstig, robuste Immunantwort dokumentiert.</w:t>
       </w:r>
     </w:p>
     <w:p>
@@ -351,7 +351,7 @@
         <w:rPr>
           <w:sz w:val="19"/>
         </w:rPr>
-        <w:t>UK-Klinikdaten, vergleichbare Dokumentationspflichten und Impfkalendar</w:t>
+        <w:t>China, Sicherheitsdaten aber zu Pneumokokkenimpfung kohärent mit europäischem Sicherheitsreglement; Nutzbar für Risikoabwägung</w:t>
       </w:r>
     </w:p>
     <w:p>
@@ -360,7 +360,7 @@
           <w:color w:val="5A7D3A"/>
           <w:sz w:val="18"/>
         </w:rPr>
-        <w:t>https://pubmed.ncbi.nlm.nih.gov/42810690/</w:t>
+        <w:t>https://pubmed.ncbi.nlm.nih.gov/42908339/</w:t>
       </w:r>
     </w:p>
     <w:p>
@@ -368,7 +368,7 @@
         <w:pStyle w:val="Heading2"/>
       </w:pPr>
       <w:r>
-        <w:t>Mütterliche Keuchhusten-Impfung schützt Neugeborene auch nach COVID-19</w:t>
+        <w:t>Tollwutimpfung bei Hunden: Strukturen schlagen Wissen, Einstellung und Appelle</w:t>
       </w:r>
     </w:p>
     <w:p>
@@ -378,12 +378,12 @@
           <w:color w:val="666666"/>
           <w:sz w:val="18"/>
         </w:rPr>
-        <w:t>Walker JL et al.  ·  J Infect  ·  31.08.2026  ·  PMID 42674297</w:t>
+        <w:t>Sun K et al.  ·  Transbound Emerg Dis  ·  2026  ·  PMID 42905874</w:t>
       </w:r>
     </w:p>
     <w:p>
       <w:r>
-        <w:t>Fallkontrollstudie mit 188 laborbestätigten Pertussis-Fällen bei unter 3 Monate alten Säuglingen (Januar 2020–März 2024) und Deckungsdaten von 453.740 Schwangerschaften in Großbritannien.</w:t>
+        <w:t>Mehrebenen-Querschnittsstudie (2.148 ländliche Bewohner, 282 Hundehalter, China) zu Determinanten der Hundertollwut-Impfung mittels multilevel mixed effects und SEM.</w:t>
       </w:r>
     </w:p>
     <w:p>
@@ -394,7 +394,7 @@
         <w:t xml:space="preserve">Ergebnis: </w:t>
       </w:r>
       <w:r>
-        <w:t>Impfeffektivität gegen laborbestätigte Pertussis 84,6 % (95 %-KI 76,9–89,7 %), gegen Hospitalisierung 88,2 % (95 %-KI 81–92,7 %), gegen Tod 91,5 % (95 %-KI 75,4–97,1 %). Hohe Wirksamkeit über alle Gestationsalter-Kategorien hinweg; kein statistisch signifikanter Unterschied. Das Programm hat seine hohe Schutzwirkung beibehalten und war nicht Ursache des post-pandemischen Pertussis-Anstiegs.</w:t>
+        <w:t>Wissensquote 68,0 %, positive Einstellung 88,1 %, aber nur 26,5 % aktive Praxis bei Menschen; Hundimpfquote 36,2 %. Einstellung mediierte Wissenseffekt (91,0 % des indirekten Pfads). Strukturelle Faktoren dominierten jedoch: erworbene Hunde 3,4× höhere Impfquote als Eigenaufzucht (OR 3,38), angebundene Hunde 3,8× höher als frei laufende (OR 3,77). Wissen/Einstellung unzureichend ohne Managementreformen.</w:t>
       </w:r>
     </w:p>
     <w:p>
@@ -409,7 +409,7 @@
         <w:rPr>
           <w:sz w:val="19"/>
         </w:rPr>
-        <w:t>England-Daten, vergleichbare Mutterschaftshilfe und Impfregister</w:t>
+        <w:t>China ländlich, aber Befund zu Strukturbarrieren über KAP hinaus auf deutsche Tierimpfprogramme und deren Umsetzungshindernisse übertragbar</w:t>
       </w:r>
     </w:p>
     <w:p>
@@ -418,7 +418,65 @@
           <w:color w:val="5A7D3A"/>
           <w:sz w:val="18"/>
         </w:rPr>
-        <w:t>https://pubmed.ncbi.nlm.nih.gov/42674297/</w:t>
+        <w:t>https://pubmed.ncbi.nlm.nih.gov/42905874/</w:t>
+      </w:r>
+    </w:p>
+    <w:p>
+      <w:pPr>
+        <w:pStyle w:val="Heading2"/>
+      </w:pPr>
+      <w:r>
+        <w:t>Strategien gegen Impfskepsis: Was Systemreformen leisten</w:t>
+      </w:r>
+    </w:p>
+    <w:p>
+      <w:r>
+        <w:rPr>
+          <w:i/>
+          <w:color w:val="666666"/>
+          <w:sz w:val="18"/>
+        </w:rPr>
+        <w:t>Marques APDC et al.  ·  Epidemiol Serv Saude  ·  12.10.2026  ·  PMID 42903010</w:t>
+      </w:r>
+    </w:p>
+    <w:p>
+      <w:r>
+        <w:t>Systematische Übersicht von 48 Systematic Reviews zu Maßnahmen gegen Impfhesitanz in Brasilien (urban, Erwachsene ab 18 Jahren, Schwangere).</w:t>
+      </w:r>
+    </w:p>
+    <w:p>
+      <w:r>
+        <w:rPr>
+          <w:b/>
+        </w:rPr>
+        <w:t xml:space="preserve">Ergebnis: </w:t>
+      </w:r>
+      <w:r>
+        <w:t>Wirksame Strategien erfordern Kombination von fünf Handlungsfeldern: (1) zielgruppenbezogene Kommunikationsverstärkung, (2) permanente Fortbildung für Gesundheitsfachpersonen, (3) Zugangsverbesserung (Infrastruktur und Verfügbarkeit), (4) Desinformationsbekämpfung, (5) integrierte Schwangerschafts-Impfstrategien. Einzelmaßnahmen unzureichend; systemische Koordination erforderlich.</w:t>
+      </w:r>
+    </w:p>
+    <w:p>
+      <w:r>
+        <w:rPr>
+          <w:b/>
+          <w:sz w:val="19"/>
+        </w:rPr>
+        <w:t xml:space="preserve">Übertragbarkeit: </w:t>
+      </w:r>
+      <w:r>
+        <w:rPr>
+          <w:sz w:val="19"/>
+        </w:rPr>
+        <w:t>Brasilien, aber Befunde zu kombinierter Systemstrategie relevant für deutsches Impfprogramm-Design</w:t>
+      </w:r>
+    </w:p>
+    <w:p>
+      <w:r>
+        <w:rPr>
+          <w:color w:val="5A7D3A"/>
+          <w:sz w:val="18"/>
+        </w:rPr>
+        <w:t>https://pubmed.ncbi.nlm.nih.gov/42903010/</w:t>
       </w:r>
     </w:p>
     <w:sectPr>
